--- a/report/TEAM_10505_ESG永續承諾驗證競賽報告.docx
+++ b/report/TEAM_10505_ESG永續承諾驗證競賽報告.docx
@@ -605,7 +605,7 @@
           <w:b w:val="0"/>
           <w:sz w:val="24"/>
         </w:rPr>
-        <w:t>GitHub 連結：【https://github.com/&lt;your-account&gt;/veripromiseesg-2026】（公開倉庫，請於提交前確認可開啟瀏覽與執行）</w:t>
+        <w:t>GitHub 連結：https://github.com/yuchengf/veripromiseesg-2026（公開倉庫，可直接開啟瀏覽與 clone 執行）</w:t>
       </w:r>
     </w:p>
     <w:p>
